--- a/assignment thesis session 2.docx
+++ b/assignment thesis session 2.docx
@@ -26,7 +26,13 @@
     <w:sdt>
       <w:sdtPr>
         <w:rPr>
+          <w:rFonts w:asciiTheme="minorHAnsi" w:eastAsiaTheme="minorHAnsi" w:hAnsiTheme="minorHAnsi" w:cstheme="minorBidi"/>
+          <w:color w:val="auto"/>
+          <w:kern w:val="2"/>
+          <w:sz w:val="24"/>
+          <w:szCs w:val="24"/>
           <w:lang w:val="en-GB"/>
+          <w14:ligatures w14:val="standardContextual"/>
         </w:rPr>
         <w:id w:val="-1333830522"/>
         <w:docPartObj>
@@ -36,14 +42,8 @@
       </w:sdtPr>
       <w:sdtEndPr>
         <w:rPr>
-          <w:rFonts w:asciiTheme="minorHAnsi" w:eastAsiaTheme="minorHAnsi" w:hAnsiTheme="minorHAnsi" w:cstheme="minorBidi"/>
           <w:b/>
           <w:bCs/>
-          <w:color w:val="auto"/>
-          <w:kern w:val="2"/>
-          <w:sz w:val="24"/>
-          <w:szCs w:val="24"/>
-          <w14:ligatures w14:val="standardContextual"/>
         </w:rPr>
       </w:sdtEndPr>
       <w:sdtContent>
@@ -1011,6 +1011,24 @@
         </w:rPr>
         <w:t>.</w:t>
       </w:r>
+      <w:r>
+        <w:rPr>
+          <w:lang w:val="en-US"/>
+        </w:rPr>
+        <w:t xml:space="preserve"> </w:t>
+      </w:r>
+      <w:r>
+        <w:rPr>
+          <w:lang w:val="en-US"/>
+        </w:rPr>
+        <w:t>Siamese models will be tested under different circumstances</w:t>
+      </w:r>
+      <w:r>
+        <w:rPr>
+          <w:lang w:val="en-US"/>
+        </w:rPr>
+        <w:t xml:space="preserve"> with different data and using multiple groups to compare instead of 2 photos, 2 photo groups.</w:t>
+      </w:r>
     </w:p>
     <w:p>
       <w:pPr>
@@ -1083,6 +1101,7 @@
         <w:rPr>
           <w:lang w:val="en-US"/>
         </w:rPr>
+        <w:lastRenderedPageBreak/>
         <w:t>What are the key concepts in this area?</w:t>
       </w:r>
       <w:bookmarkEnd w:id="3"/>
@@ -1118,7 +1137,6 @@
         <w:rPr>
           <w:lang w:val="en-US"/>
         </w:rPr>
-        <w:lastRenderedPageBreak/>
         <w:t>How would you categorize the kind of problem to which your research relates?</w:t>
       </w:r>
       <w:bookmarkEnd w:id="4"/>
@@ -1190,79 +1208,88 @@
     </w:p>
     <w:p>
       <w:pPr>
-        <w:rPr>
+        <w:pStyle w:val="Heading2"/>
+        <w:rPr>
+          <w:rFonts w:asciiTheme="minorHAnsi" w:eastAsiaTheme="minorHAnsi" w:hAnsiTheme="minorHAnsi" w:cstheme="minorBidi"/>
+          <w:color w:val="auto"/>
+          <w:sz w:val="24"/>
+          <w:szCs w:val="24"/>
           <w:lang w:val="en-US"/>
         </w:rPr>
       </w:pPr>
-      <w:r>
-        <w:rPr>
-          <w:lang w:val="en-US"/>
-        </w:rPr>
-        <w:t xml:space="preserve">Computer-vision systems </w:t>
-      </w:r>
-      <w:r>
-        <w:rPr>
-          <w:lang w:val="en-US"/>
-        </w:rPr>
-        <w:t>has a difficulty to</w:t>
-      </w:r>
-      <w:r>
-        <w:rPr>
-          <w:lang w:val="en-US"/>
-        </w:rPr>
-        <w:t xml:space="preserve"> compare pre</w:t>
-      </w:r>
-      <w:r>
-        <w:rPr>
+      <w:bookmarkStart w:id="6" w:name="_Toc219889907"/>
+      <w:r>
+        <w:rPr>
+          <w:rFonts w:asciiTheme="minorHAnsi" w:eastAsiaTheme="minorHAnsi" w:hAnsiTheme="minorHAnsi" w:cstheme="minorBidi"/>
+          <w:color w:val="auto"/>
+          <w:sz w:val="24"/>
+          <w:szCs w:val="24"/>
+          <w:lang w:val="en-US"/>
+        </w:rPr>
+        <w:t>While automatic inspection tools are explored, approaches for image-based property condition assessment remain absent in housing management. Current practices depend on physical inspections</w:t>
+      </w:r>
+      <w:r>
+        <w:rPr>
+          <w:rFonts w:asciiTheme="minorHAnsi" w:eastAsiaTheme="minorHAnsi" w:hAnsiTheme="minorHAnsi" w:cstheme="minorBidi"/>
+          <w:color w:val="auto"/>
+          <w:sz w:val="24"/>
+          <w:szCs w:val="24"/>
           <w:lang w:val="en-US"/>
         </w:rPr>
         <w:t xml:space="preserve"> </w:t>
       </w:r>
       <w:r>
         <w:rPr>
-          <w:lang w:val="en-US"/>
-        </w:rPr>
-        <w:t>and post</w:t>
-      </w:r>
-      <w:r>
-        <w:rPr>
+          <w:rFonts w:asciiTheme="minorHAnsi" w:eastAsiaTheme="minorHAnsi" w:hAnsiTheme="minorHAnsi" w:cstheme="minorBidi"/>
+          <w:color w:val="auto"/>
+          <w:sz w:val="24"/>
+          <w:szCs w:val="24"/>
+          <w:lang w:val="en-US"/>
+        </w:rPr>
+        <w:t>and tenant reports, resulting in limited, not frequent insight into</w:t>
+      </w:r>
+      <w:r>
+        <w:rPr>
+          <w:rFonts w:asciiTheme="minorHAnsi" w:eastAsiaTheme="minorHAnsi" w:hAnsiTheme="minorHAnsi" w:cstheme="minorBidi"/>
+          <w:color w:val="auto"/>
+          <w:sz w:val="24"/>
+          <w:szCs w:val="24"/>
           <w:lang w:val="en-US"/>
         </w:rPr>
         <w:t xml:space="preserve"> </w:t>
       </w:r>
       <w:r>
         <w:rPr>
-          <w:lang w:val="en-US"/>
-        </w:rPr>
-        <w:t>lease property images, preventing consistent, efficient, and objective assessment of damage, alterations, and wear for rental housing organizations</w:t>
-      </w:r>
-      <w:r>
-        <w:rPr>
-          <w:lang w:val="en-US"/>
-        </w:rPr>
-        <w:t xml:space="preserve"> due to different angles, lighting </w:t>
-      </w:r>
-      <w:r>
-        <w:rPr>
-          <w:lang w:val="en-US"/>
-        </w:rPr>
-        <w:t>and appearance</w:t>
-      </w:r>
-      <w:r>
-        <w:rPr>
-          <w:lang w:val="en-US"/>
-        </w:rPr>
-        <w:t>.</w:t>
+          <w:rFonts w:asciiTheme="minorHAnsi" w:eastAsiaTheme="minorHAnsi" w:hAnsiTheme="minorHAnsi" w:cstheme="minorBidi"/>
+          <w:color w:val="auto"/>
+          <w:sz w:val="24"/>
+          <w:szCs w:val="24"/>
+          <w:lang w:val="en-US"/>
+        </w:rPr>
+        <w:t>property condition. This gap constrains both efficiency and data based decision making in housing corporations such as De Goede</w:t>
+      </w:r>
+      <w:r>
+        <w:rPr>
+          <w:rFonts w:asciiTheme="minorHAnsi" w:eastAsiaTheme="minorHAnsi" w:hAnsiTheme="minorHAnsi" w:cstheme="minorBidi"/>
+          <w:color w:val="auto"/>
+          <w:sz w:val="24"/>
+          <w:szCs w:val="24"/>
+          <w:lang w:val="en-US"/>
+        </w:rPr>
+        <w:t xml:space="preserve"> Woning.</w:t>
       </w:r>
     </w:p>
     <w:p>
       <w:pPr>
         <w:pStyle w:val="Heading2"/>
         <w:rPr>
+          <w:rFonts w:asciiTheme="minorHAnsi" w:eastAsiaTheme="minorHAnsi" w:hAnsiTheme="minorHAnsi" w:cstheme="minorBidi"/>
+          <w:color w:val="auto"/>
+          <w:sz w:val="24"/>
+          <w:szCs w:val="24"/>
           <w:lang w:val="en-US"/>
         </w:rPr>
       </w:pPr>
-      <w:bookmarkStart w:id="6" w:name="_Toc219889907"/>
       <w:r>
         <w:rPr>
           <w:lang w:val="en-US"/>
@@ -1428,6 +1455,7 @@
         <w:rPr>
           <w:lang w:val="en-US"/>
         </w:rPr>
+        <w:lastRenderedPageBreak/>
         <w:t>Is there a key paper that you will use as a model to format the results?</w:t>
       </w:r>
       <w:bookmarkEnd w:id="10"/>
@@ -1463,7 +1491,6 @@
         <w:rPr>
           <w:lang w:val="en-US"/>
         </w:rPr>
-        <w:lastRenderedPageBreak/>
         <w:t>How will visualize your research gap in terms of a systematic overview as seen below?</w:t>
       </w:r>
       <w:bookmarkEnd w:id="11"/>
@@ -1482,6 +1509,7 @@
       </w:pPr>
       <w:r>
         <w:rPr>
+          <w:noProof/>
           <w:lang w:val="en-US"/>
         </w:rPr>
         <w:drawing>
@@ -3014,6 +3042,7 @@
               <w:rPr>
                 <w:lang w:val="en-US"/>
               </w:rPr>
+              <w:lastRenderedPageBreak/>
               <w:t>11</w:t>
             </w:r>
           </w:p>
